--- a/Stackly_Veterinary_Clinic_Technical_Documentation.docx
+++ b/Stackly_Veterinary_Clinic_Technical_Documentation.docx
@@ -140,11 +140,6 @@
       </w:pPr>
     </w:p>
     <w:p>
-      <w:pPr>
-        <w:rPr>
-          <w:rFonts w:hint="eastAsia"/>
-        </w:rPr>
-      </w:pPr>
       <w:r>
         <w:rPr>
           <w:color w:val="64748B"/>
@@ -159,25 +154,24 @@
           <w:sz w:val="44"/>
           <w:szCs w:val="44"/>
         </w:rPr>
-        <w:t xml:space="preserve">Prepared </w:t>
-      </w:r>
-      <w:proofErr w:type="gramStart"/>
+        <w:t>Prepared by : Nithish Raj M</w:t>
+      </w:r>
       <w:r>
         <w:rPr>
           <w:color w:val="64748B"/>
           <w:sz w:val="44"/>
           <w:szCs w:val="44"/>
         </w:rPr>
-        <w:t>by :</w:t>
-      </w:r>
-      <w:proofErr w:type="gramEnd"/>
+        <w:br/>
+        <w:t xml:space="preserve">Date: </w:t>
+      </w:r>
       <w:r>
         <w:rPr>
           <w:color w:val="64748B"/>
           <w:sz w:val="44"/>
           <w:szCs w:val="44"/>
         </w:rPr>
-        <w:t xml:space="preserve"> Nithish Raj M</w:t>
+        <w:t xml:space="preserve">18 </w:t>
       </w:r>
       <w:r>
         <w:rPr>
@@ -185,23 +179,6 @@
           <w:sz w:val="44"/>
           <w:szCs w:val="44"/>
         </w:rPr>
-        <w:br/>
-        <w:t xml:space="preserve">Date: </w:t>
-      </w:r>
-      <w:r>
-        <w:rPr>
-          <w:color w:val="64748B"/>
-          <w:sz w:val="44"/>
-          <w:szCs w:val="44"/>
-        </w:rPr>
-        <w:t xml:space="preserve">18 </w:t>
-      </w:r>
-      <w:r>
-        <w:rPr>
-          <w:color w:val="64748B"/>
-          <w:sz w:val="44"/>
-          <w:szCs w:val="44"/>
-        </w:rPr>
         <w:t>June 2026</w:t>
       </w:r>
       <w:r>
@@ -227,7 +204,6 @@
     <w:p>
       <w:pPr>
         <w:rPr>
-          <w:rFonts w:hint="eastAsia"/>
           <w:sz w:val="28"/>
           <w:szCs w:val="28"/>
         </w:rPr>
@@ -243,7 +219,6 @@
     <w:p>
       <w:pPr>
         <w:rPr>
-          <w:rFonts w:hint="eastAsia"/>
           <w:sz w:val="28"/>
           <w:szCs w:val="28"/>
         </w:rPr>
@@ -278,7 +253,6 @@
         <w:spacing w:after="120"/>
         <w:ind w:left="360"/>
         <w:rPr>
-          <w:rFonts w:hint="eastAsia"/>
           <w:sz w:val="28"/>
           <w:szCs w:val="28"/>
         </w:rPr>
@@ -296,7 +270,6 @@
         <w:spacing w:after="120"/>
         <w:ind w:left="360"/>
         <w:rPr>
-          <w:rFonts w:hint="eastAsia"/>
           <w:sz w:val="28"/>
           <w:szCs w:val="28"/>
         </w:rPr>
@@ -314,7 +287,6 @@
         <w:spacing w:after="120"/>
         <w:ind w:left="360"/>
         <w:rPr>
-          <w:rFonts w:hint="eastAsia"/>
           <w:sz w:val="28"/>
           <w:szCs w:val="28"/>
         </w:rPr>
@@ -332,7 +304,6 @@
         <w:spacing w:after="120"/>
         <w:ind w:left="360"/>
         <w:rPr>
-          <w:rFonts w:hint="eastAsia"/>
           <w:sz w:val="28"/>
           <w:szCs w:val="28"/>
         </w:rPr>
@@ -350,7 +321,6 @@
         <w:spacing w:after="120"/>
         <w:ind w:left="360"/>
         <w:rPr>
-          <w:rFonts w:hint="eastAsia"/>
           <w:sz w:val="28"/>
           <w:szCs w:val="28"/>
         </w:rPr>
@@ -368,7 +338,6 @@
         <w:spacing w:after="120"/>
         <w:ind w:left="360"/>
         <w:rPr>
-          <w:rFonts w:hint="eastAsia"/>
           <w:sz w:val="28"/>
           <w:szCs w:val="28"/>
         </w:rPr>
@@ -386,7 +355,6 @@
         <w:spacing w:after="120"/>
         <w:ind w:left="360"/>
         <w:rPr>
-          <w:rFonts w:hint="eastAsia"/>
           <w:sz w:val="28"/>
           <w:szCs w:val="28"/>
         </w:rPr>
@@ -405,7 +373,6 @@
         <w:spacing w:after="120"/>
         <w:ind w:left="360"/>
         <w:rPr>
-          <w:rFonts w:hint="eastAsia"/>
           <w:sz w:val="28"/>
           <w:szCs w:val="28"/>
         </w:rPr>
@@ -423,7 +390,6 @@
         <w:spacing w:after="120"/>
         <w:ind w:left="360"/>
         <w:rPr>
-          <w:rFonts w:hint="eastAsia"/>
           <w:sz w:val="28"/>
           <w:szCs w:val="28"/>
         </w:rPr>
@@ -458,7 +424,6 @@
         <w:spacing w:after="120"/>
         <w:ind w:left="360"/>
         <w:rPr>
-          <w:rFonts w:hint="eastAsia"/>
           <w:sz w:val="28"/>
           <w:szCs w:val="28"/>
         </w:rPr>
@@ -475,7 +440,6 @@
     <w:p>
       <w:pPr>
         <w:rPr>
-          <w:rFonts w:hint="eastAsia"/>
           <w:sz w:val="28"/>
           <w:szCs w:val="28"/>
         </w:rPr>
@@ -491,7 +455,6 @@
     <w:p>
       <w:pPr>
         <w:rPr>
-          <w:rFonts w:hint="eastAsia"/>
           <w:sz w:val="28"/>
           <w:szCs w:val="28"/>
         </w:rPr>
@@ -524,7 +487,6 @@
     <w:p>
       <w:pPr>
         <w:rPr>
-          <w:rFonts w:hint="eastAsia"/>
           <w:sz w:val="28"/>
           <w:szCs w:val="28"/>
         </w:rPr>
@@ -566,7 +528,6 @@
           <w:p>
             <w:pPr>
               <w:rPr>
-                <w:rFonts w:hint="eastAsia"/>
                 <w:sz w:val="28"/>
                 <w:szCs w:val="28"/>
               </w:rPr>
@@ -596,7 +557,6 @@
           <w:p>
             <w:pPr>
               <w:rPr>
-                <w:rFonts w:hint="eastAsia"/>
                 <w:sz w:val="28"/>
                 <w:szCs w:val="28"/>
               </w:rPr>
@@ -636,7 +596,6 @@
           <w:p>
             <w:pPr>
               <w:rPr>
-                <w:rFonts w:hint="eastAsia"/>
                 <w:sz w:val="28"/>
                 <w:szCs w:val="28"/>
               </w:rPr>
@@ -682,7 +641,6 @@
           <w:p>
             <w:pPr>
               <w:rPr>
-                <w:rFonts w:hint="eastAsia"/>
                 <w:sz w:val="28"/>
                 <w:szCs w:val="28"/>
               </w:rPr>
@@ -711,7 +669,6 @@
           <w:p>
             <w:pPr>
               <w:rPr>
-                <w:rFonts w:hint="eastAsia"/>
                 <w:sz w:val="28"/>
                 <w:szCs w:val="28"/>
               </w:rPr>
@@ -739,7 +696,6 @@
           <w:p>
             <w:pPr>
               <w:rPr>
-                <w:rFonts w:hint="eastAsia"/>
                 <w:sz w:val="28"/>
                 <w:szCs w:val="28"/>
               </w:rPr>
@@ -771,7 +727,6 @@
           <w:p>
             <w:pPr>
               <w:rPr>
-                <w:rFonts w:hint="eastAsia"/>
                 <w:sz w:val="28"/>
                 <w:szCs w:val="28"/>
               </w:rPr>
@@ -798,7 +753,6 @@
           <w:p>
             <w:pPr>
               <w:rPr>
-                <w:rFonts w:hint="eastAsia"/>
                 <w:sz w:val="28"/>
                 <w:szCs w:val="28"/>
               </w:rPr>
@@ -825,7 +779,6 @@
           <w:p>
             <w:pPr>
               <w:rPr>
-                <w:rFonts w:hint="eastAsia"/>
                 <w:sz w:val="28"/>
                 <w:szCs w:val="28"/>
               </w:rPr>
@@ -858,7 +811,6 @@
           <w:p>
             <w:pPr>
               <w:rPr>
-                <w:rFonts w:hint="eastAsia"/>
                 <w:sz w:val="28"/>
                 <w:szCs w:val="28"/>
               </w:rPr>
@@ -886,7 +838,6 @@
           <w:p>
             <w:pPr>
               <w:rPr>
-                <w:rFonts w:hint="eastAsia"/>
                 <w:sz w:val="28"/>
                 <w:szCs w:val="28"/>
               </w:rPr>
@@ -914,7 +865,6 @@
           <w:p>
             <w:pPr>
               <w:rPr>
-                <w:rFonts w:hint="eastAsia"/>
                 <w:sz w:val="28"/>
                 <w:szCs w:val="28"/>
               </w:rPr>
@@ -940,7 +890,6 @@
     <w:p>
       <w:pPr>
         <w:rPr>
-          <w:rFonts w:hint="eastAsia"/>
           <w:sz w:val="28"/>
           <w:szCs w:val="28"/>
         </w:rPr>
@@ -965,7 +914,6 @@
     <w:p>
       <w:pPr>
         <w:rPr>
-          <w:rFonts w:hint="eastAsia"/>
           <w:sz w:val="28"/>
           <w:szCs w:val="28"/>
         </w:rPr>
@@ -998,7 +946,6 @@
     <w:p>
       <w:pPr>
         <w:rPr>
-          <w:rFonts w:hint="eastAsia"/>
           <w:sz w:val="28"/>
           <w:szCs w:val="28"/>
         </w:rPr>
@@ -1015,7 +962,6 @@
       <w:pPr>
         <w:pStyle w:val="ListBullet"/>
         <w:rPr>
-          <w:rFonts w:hint="eastAsia"/>
           <w:sz w:val="28"/>
           <w:szCs w:val="28"/>
         </w:rPr>
@@ -1032,7 +978,6 @@
       <w:pPr>
         <w:pStyle w:val="ListBullet"/>
         <w:rPr>
-          <w:rFonts w:hint="eastAsia"/>
           <w:sz w:val="28"/>
           <w:szCs w:val="28"/>
         </w:rPr>
@@ -1058,7 +1003,6 @@
       <w:pPr>
         <w:pStyle w:val="ListBullet"/>
         <w:rPr>
-          <w:rFonts w:hint="eastAsia"/>
           <w:sz w:val="28"/>
           <w:szCs w:val="28"/>
         </w:rPr>
@@ -1082,7 +1026,6 @@
     <w:p>
       <w:pPr>
         <w:rPr>
-          <w:rFonts w:hint="eastAsia"/>
           <w:sz w:val="28"/>
           <w:szCs w:val="28"/>
         </w:rPr>
@@ -1116,21 +1059,206 @@
     <w:p>
       <w:pPr>
         <w:rPr>
-          <w:rFonts w:hint="eastAsia"/>
-          <w:sz w:val="28"/>
-          <w:szCs w:val="28"/>
-        </w:rPr>
-      </w:pPr>
-      <w:r>
-        <w:rPr>
-          <w:sz w:val="28"/>
-          <w:szCs w:val="28"/>
-        </w:rPr>
-        <w:t>The landing view provides an initial high-impact overview of the medical practice. It contains the primary corporate hero banner stating clinical core values, real-time trust indicators (verified patient care volumes and satisfaction baselines), an interactive summary grid of main medical tracks, and immediate emergency contact links.</w:t>
+          <w:sz w:val="28"/>
+          <w:szCs w:val="28"/>
+        </w:rPr>
+      </w:pPr>
+      <w:r>
+        <w:rPr>
+          <w:sz w:val="28"/>
+          <w:szCs w:val="28"/>
+        </w:rPr>
+        <w:t xml:space="preserve">The homepage acts as the main introductory portal for </w:t>
+      </w:r>
+      <w:proofErr w:type="spellStart"/>
+      <w:r>
+        <w:rPr>
+          <w:sz w:val="28"/>
+          <w:szCs w:val="28"/>
+        </w:rPr>
+        <w:t>Stackly</w:t>
+      </w:r>
+      <w:proofErr w:type="spellEnd"/>
+      <w:r>
+        <w:rPr>
+          <w:sz w:val="28"/>
+          <w:szCs w:val="28"/>
+        </w:rPr>
+        <w:t xml:space="preserve"> Veterinary Clinic, optimized for</w:t>
+      </w:r>
+      <w:r>
+        <w:rPr>
+          <w:sz w:val="28"/>
+          <w:szCs w:val="28"/>
+        </w:rPr>
+        <w:t xml:space="preserve"> </w:t>
+      </w:r>
+      <w:r>
+        <w:rPr>
+          <w:sz w:val="28"/>
+          <w:szCs w:val="28"/>
+        </w:rPr>
+        <w:t>both rapid user engagement and informational transparency. The layout centers on a high-impact corporate hero banner that states the clinic</w:t>
+      </w:r>
+      <w:r>
+        <w:rPr>
+          <w:sz w:val="28"/>
+          <w:szCs w:val="28"/>
+        </w:rPr>
+        <w:t>’</w:t>
+      </w:r>
+      <w:r>
+        <w:rPr>
+          <w:sz w:val="28"/>
+          <w:szCs w:val="28"/>
+        </w:rPr>
+        <w:t>s core commitment to</w:t>
+      </w:r>
+      <w:r>
+        <w:rPr>
+          <w:sz w:val="28"/>
+          <w:szCs w:val="28"/>
+        </w:rPr>
+        <w:t xml:space="preserve"> </w:t>
+      </w:r>
+      <w:r>
+        <w:rPr>
+          <w:sz w:val="28"/>
+          <w:szCs w:val="28"/>
+        </w:rPr>
+        <w:t>comprehensive,</w:t>
+      </w:r>
+      <w:r>
+        <w:rPr>
+          <w:sz w:val="28"/>
+          <w:szCs w:val="28"/>
+        </w:rPr>
+        <w:t xml:space="preserve"> </w:t>
+      </w:r>
+      <w:r>
+        <w:rPr>
+          <w:sz w:val="28"/>
+          <w:szCs w:val="28"/>
+        </w:rPr>
+        <w:t>compassionate animal care. This banner features clear calls-to-action that route visitors</w:t>
+      </w:r>
+      <w:r>
+        <w:rPr>
+          <w:sz w:val="28"/>
+          <w:szCs w:val="28"/>
+        </w:rPr>
+        <w:t xml:space="preserve"> </w:t>
+      </w:r>
+      <w:r>
+        <w:rPr>
+          <w:sz w:val="28"/>
+          <w:szCs w:val="28"/>
+        </w:rPr>
+        <w:t>instantly to the booking interface or emergency services map.</w:t>
       </w:r>
     </w:p>
     <w:p>
       <w:pPr>
+        <w:rPr>
+          <w:sz w:val="28"/>
+          <w:szCs w:val="28"/>
+        </w:rPr>
+      </w:pPr>
+      <w:r>
+        <w:rPr>
+          <w:sz w:val="28"/>
+          <w:szCs w:val="28"/>
+        </w:rPr>
+        <w:t>Directly underneath the primary hero section, the interface integrates a series of real-time trust</w:t>
+      </w:r>
+      <w:r>
+        <w:rPr>
+          <w:sz w:val="28"/>
+          <w:szCs w:val="28"/>
+        </w:rPr>
+        <w:t xml:space="preserve"> </w:t>
+      </w:r>
+      <w:r>
+        <w:rPr>
+          <w:sz w:val="28"/>
+          <w:szCs w:val="28"/>
+        </w:rPr>
+        <w:t>metrics—including verified numbers of successful patient treatments, years of combined</w:t>
+      </w:r>
+      <w:r>
+        <w:rPr>
+          <w:sz w:val="28"/>
+          <w:szCs w:val="28"/>
+        </w:rPr>
+        <w:t xml:space="preserve"> </w:t>
+      </w:r>
+      <w:r>
+        <w:rPr>
+          <w:sz w:val="28"/>
+          <w:szCs w:val="28"/>
+        </w:rPr>
+        <w:t>veterinary experience, and overall client satisfaction ratings. The page features a clean</w:t>
+      </w:r>
+      <w:r>
+        <w:rPr>
+          <w:sz w:val="28"/>
+          <w:szCs w:val="28"/>
+        </w:rPr>
+        <w:t xml:space="preserve"> </w:t>
+      </w:r>
+      <w:r>
+        <w:rPr>
+          <w:sz w:val="28"/>
+          <w:szCs w:val="28"/>
+        </w:rPr>
+        <w:t>summary grid displaying the core medical fields (preventative wellness, diagnostics, and</w:t>
+      </w:r>
+      <w:r>
+        <w:rPr>
+          <w:sz w:val="28"/>
+          <w:szCs w:val="28"/>
+        </w:rPr>
+        <w:t xml:space="preserve"> </w:t>
+      </w:r>
+      <w:r>
+        <w:rPr>
+          <w:sz w:val="28"/>
+          <w:szCs w:val="28"/>
+        </w:rPr>
+        <w:t>surgery), followed by testimonials from clients and immediate emergency click-to-dial mobile</w:t>
+      </w:r>
+      <w:r>
+        <w:rPr>
+          <w:sz w:val="28"/>
+          <w:szCs w:val="28"/>
+        </w:rPr>
+        <w:t xml:space="preserve"> </w:t>
+      </w:r>
+      <w:r>
+        <w:rPr>
+          <w:sz w:val="28"/>
+          <w:szCs w:val="28"/>
+        </w:rPr>
+        <w:t>icons.</w:t>
+      </w:r>
+    </w:p>
+    <w:p>
+      <w:pPr>
+        <w:rPr>
+          <w:sz w:val="28"/>
+          <w:szCs w:val="28"/>
+        </w:rPr>
+      </w:pPr>
+      <w:r>
+        <w:rPr>
+          <w:sz w:val="28"/>
+          <w:szCs w:val="28"/>
+        </w:rPr>
+        <w:t>The landing view provides an initial high-impact overview of the medical practice. It contains the primary corporate hero banner stating clinical core values, real-time trust indicators (verified patient care volumes and satisfaction baselines), an interactive summary grid of main medical tracks, and immediate emergency contact links.</w:t>
+      </w:r>
+    </w:p>
+    <w:p>
+      <w:pPr>
         <w:pStyle w:val="Heading2"/>
         <w:spacing w:before="240" w:after="120"/>
         <w:rPr>
@@ -1149,21 +1277,228 @@
     <w:p>
       <w:pPr>
         <w:rPr>
-          <w:rFonts w:hint="eastAsia"/>
-          <w:sz w:val="28"/>
-          <w:szCs w:val="28"/>
-        </w:rPr>
-      </w:pPr>
-      <w:r>
-        <w:rPr>
-          <w:sz w:val="28"/>
-          <w:szCs w:val="28"/>
-        </w:rPr>
-        <w:t>This section outlines the medical team's expertise. Content elements focus on professional card arrays for the veterinary staff, detailed listings of academic credentials, board certifications, specialized fields (such as small-animal surgery or veterinary dentistry), and clinical experience summaries to build client trust.</w:t>
+          <w:sz w:val="28"/>
+          <w:szCs w:val="28"/>
+        </w:rPr>
+      </w:pPr>
+      <w:r>
+        <w:rPr>
+          <w:sz w:val="28"/>
+          <w:szCs w:val="28"/>
+        </w:rPr>
+        <w:t>This section outlines the medical team's expertise. Content elements focus on professional card arrays for the veterinary staff, detailed listings of academic credentials, board certifications, specialized fields (such as small-</w:t>
+      </w:r>
+      <w:r>
+        <w:rPr>
+          <w:sz w:val="28"/>
+          <w:szCs w:val="28"/>
+        </w:rPr>
+        <w:lastRenderedPageBreak/>
+        <w:t>animal surgery or veterinary dentistry), and clinical experience summaries to build client trust.</w:t>
       </w:r>
     </w:p>
     <w:p>
       <w:pPr>
+        <w:rPr>
+          <w:sz w:val="28"/>
+          <w:szCs w:val="28"/>
+        </w:rPr>
+      </w:pPr>
+      <w:r>
+        <w:rPr>
+          <w:sz w:val="28"/>
+          <w:szCs w:val="28"/>
+        </w:rPr>
+        <w:t xml:space="preserve">The about section provides an exhaustive review of </w:t>
+      </w:r>
+      <w:proofErr w:type="spellStart"/>
+      <w:r>
+        <w:rPr>
+          <w:sz w:val="28"/>
+          <w:szCs w:val="28"/>
+        </w:rPr>
+        <w:t>Stackly</w:t>
+      </w:r>
+      <w:r>
+        <w:rPr>
+          <w:sz w:val="28"/>
+          <w:szCs w:val="28"/>
+        </w:rPr>
+        <w:t>’</w:t>
+      </w:r>
+      <w:r>
+        <w:rPr>
+          <w:sz w:val="28"/>
+          <w:szCs w:val="28"/>
+        </w:rPr>
+        <w:t>s</w:t>
+      </w:r>
+      <w:proofErr w:type="spellEnd"/>
+      <w:r>
+        <w:rPr>
+          <w:sz w:val="28"/>
+          <w:szCs w:val="28"/>
+        </w:rPr>
+        <w:t xml:space="preserve"> clinical leadership, medical staff,</w:t>
+      </w:r>
+      <w:r>
+        <w:rPr>
+          <w:sz w:val="28"/>
+          <w:szCs w:val="28"/>
+        </w:rPr>
+        <w:t xml:space="preserve"> </w:t>
+      </w:r>
+      <w:r>
+        <w:rPr>
+          <w:sz w:val="28"/>
+          <w:szCs w:val="28"/>
+        </w:rPr>
+        <w:t>and facility certifications. It uses a clean grid of profile cards to present information about each</w:t>
+      </w:r>
+      <w:r>
+        <w:rPr>
+          <w:sz w:val="28"/>
+          <w:szCs w:val="28"/>
+        </w:rPr>
+        <w:t xml:space="preserve"> </w:t>
+      </w:r>
+      <w:r>
+        <w:rPr>
+          <w:sz w:val="28"/>
+          <w:szCs w:val="28"/>
+        </w:rPr>
+        <w:t>veterinary physician, veterinary technician, and patient care coordinator. Each card details the</w:t>
+      </w:r>
+      <w:r>
+        <w:rPr>
+          <w:sz w:val="28"/>
+          <w:szCs w:val="28"/>
+        </w:rPr>
+        <w:t xml:space="preserve"> </w:t>
+      </w:r>
+      <w:r>
+        <w:rPr>
+          <w:sz w:val="28"/>
+          <w:szCs w:val="28"/>
+        </w:rPr>
+        <w:t>provider</w:t>
+      </w:r>
+      <w:r>
+        <w:rPr>
+          <w:sz w:val="28"/>
+          <w:szCs w:val="28"/>
+        </w:rPr>
+        <w:t>’</w:t>
+      </w:r>
+      <w:r>
+        <w:rPr>
+          <w:sz w:val="28"/>
+          <w:szCs w:val="28"/>
+        </w:rPr>
+        <w:t>s academic credentials, board certifications, specialized medical fields, and active</w:t>
+      </w:r>
+      <w:r>
+        <w:rPr>
+          <w:sz w:val="28"/>
+          <w:szCs w:val="28"/>
+        </w:rPr>
+        <w:t xml:space="preserve"> </w:t>
+      </w:r>
+      <w:r>
+        <w:rPr>
+          <w:sz w:val="28"/>
+          <w:szCs w:val="28"/>
+        </w:rPr>
+        <w:t>professional affiliations.</w:t>
+      </w:r>
+    </w:p>
+    <w:p>
+      <w:pPr>
+        <w:rPr>
+          <w:sz w:val="28"/>
+          <w:szCs w:val="28"/>
+        </w:rPr>
+      </w:pPr>
+      <w:r>
+        <w:rPr>
+          <w:sz w:val="28"/>
+          <w:szCs w:val="28"/>
+        </w:rPr>
+        <w:t>Beyond individual provider biographies, this page contains comprehensive descriptions of the</w:t>
+      </w:r>
+      <w:r>
+        <w:rPr>
+          <w:sz w:val="28"/>
+          <w:szCs w:val="28"/>
+        </w:rPr>
+        <w:t xml:space="preserve"> </w:t>
+      </w:r>
+      <w:r>
+        <w:rPr>
+          <w:sz w:val="28"/>
+          <w:szCs w:val="28"/>
+        </w:rPr>
+        <w:t>clinic</w:t>
+      </w:r>
+      <w:r>
+        <w:rPr>
+          <w:sz w:val="28"/>
+          <w:szCs w:val="28"/>
+        </w:rPr>
+        <w:t>’</w:t>
+      </w:r>
+      <w:r>
+        <w:rPr>
+          <w:sz w:val="28"/>
+          <w:szCs w:val="28"/>
+        </w:rPr>
+        <w:t>s state-of-the-art facility standards. It highlights compliance with modern medical safety</w:t>
+      </w:r>
+      <w:r>
+        <w:rPr>
+          <w:sz w:val="28"/>
+          <w:szCs w:val="28"/>
+        </w:rPr>
+        <w:t xml:space="preserve"> </w:t>
+      </w:r>
+      <w:r>
+        <w:rPr>
+          <w:sz w:val="28"/>
+          <w:szCs w:val="28"/>
+        </w:rPr>
+        <w:t>protocols, sterilized laboratory environments, specialized surgical suite layouts, and high-quality</w:t>
+      </w:r>
+      <w:r>
+        <w:rPr>
+          <w:sz w:val="28"/>
+          <w:szCs w:val="28"/>
+        </w:rPr>
+        <w:t xml:space="preserve"> </w:t>
+      </w:r>
+      <w:r>
+        <w:rPr>
+          <w:sz w:val="28"/>
+          <w:szCs w:val="28"/>
+        </w:rPr>
+        <w:t>diagnostic imaging equipment. This section builds strong client confidence before patients ever</w:t>
+      </w:r>
+      <w:r>
+        <w:rPr>
+          <w:sz w:val="28"/>
+          <w:szCs w:val="28"/>
+        </w:rPr>
+        <w:t xml:space="preserve"> </w:t>
+      </w:r>
+      <w:r>
+        <w:rPr>
+          <w:sz w:val="28"/>
+          <w:szCs w:val="28"/>
+        </w:rPr>
+        <w:t>arrive at the clinical facility.</w:t>
+      </w:r>
+    </w:p>
+    <w:p>
+      <w:pPr>
         <w:pStyle w:val="Heading2"/>
         <w:spacing w:before="240" w:after="120"/>
         <w:rPr>
@@ -1182,7 +1517,6 @@
     <w:p>
       <w:pPr>
         <w:rPr>
-          <w:rFonts w:hint="eastAsia"/>
           <w:sz w:val="28"/>
           <w:szCs w:val="28"/>
         </w:rPr>
@@ -1197,6 +1531,135 @@
     </w:p>
     <w:p>
       <w:pPr>
+        <w:rPr>
+          <w:sz w:val="28"/>
+          <w:szCs w:val="28"/>
+        </w:rPr>
+      </w:pPr>
+      <w:r>
+        <w:rPr>
+          <w:sz w:val="28"/>
+          <w:szCs w:val="28"/>
+        </w:rPr>
+        <w:t>The services catalog is organized into three separate functional categories to ensure pet owners</w:t>
+      </w:r>
+      <w:r>
+        <w:rPr>
+          <w:sz w:val="28"/>
+          <w:szCs w:val="28"/>
+        </w:rPr>
+        <w:t xml:space="preserve"> </w:t>
+      </w:r>
+      <w:r>
+        <w:rPr>
+          <w:sz w:val="28"/>
+          <w:szCs w:val="28"/>
+        </w:rPr>
+        <w:t>can easily evaluate treatment pathways: Preventative Care, Advanced Clinical Intervention, and</w:t>
+      </w:r>
+      <w:r>
+        <w:rPr>
+          <w:sz w:val="28"/>
+          <w:szCs w:val="28"/>
+        </w:rPr>
+        <w:t xml:space="preserve"> </w:t>
+      </w:r>
+      <w:r>
+        <w:rPr>
+          <w:sz w:val="28"/>
+          <w:szCs w:val="28"/>
+        </w:rPr>
+        <w:t>Wellness Support Packages.</w:t>
+      </w:r>
+    </w:p>
+    <w:p>
+      <w:pPr>
+        <w:rPr>
+          <w:sz w:val="28"/>
+          <w:szCs w:val="28"/>
+        </w:rPr>
+      </w:pPr>
+      <w:r>
+        <w:rPr>
+          <w:sz w:val="28"/>
+          <w:szCs w:val="28"/>
+        </w:rPr>
+        <w:lastRenderedPageBreak/>
+        <w:t>The Preventative Care tier covers routine immunizations, comprehensive physical health</w:t>
+      </w:r>
+      <w:r>
+        <w:rPr>
+          <w:sz w:val="28"/>
+          <w:szCs w:val="28"/>
+        </w:rPr>
+        <w:t xml:space="preserve"> </w:t>
+      </w:r>
+      <w:r>
+        <w:rPr>
+          <w:sz w:val="28"/>
+          <w:szCs w:val="28"/>
+        </w:rPr>
+        <w:t>assessments, parasite control programs, and localized diagnostic laboratory screenings. The</w:t>
+      </w:r>
+      <w:r>
+        <w:rPr>
+          <w:sz w:val="28"/>
+          <w:szCs w:val="28"/>
+        </w:rPr>
+        <w:t xml:space="preserve"> </w:t>
+      </w:r>
+      <w:r>
+        <w:rPr>
+          <w:sz w:val="28"/>
+          <w:szCs w:val="28"/>
+        </w:rPr>
+        <w:t>Advanced Clinical Intervention tier provides detailed explanations of complex soft-tissue</w:t>
+      </w:r>
+      <w:r>
+        <w:rPr>
+          <w:sz w:val="28"/>
+          <w:szCs w:val="28"/>
+        </w:rPr>
+        <w:t xml:space="preserve"> </w:t>
+      </w:r>
+      <w:r>
+        <w:rPr>
+          <w:sz w:val="28"/>
+          <w:szCs w:val="28"/>
+        </w:rPr>
+        <w:t>operations, internal medicine evaluations, veterinary dental surgeries, and urgent care</w:t>
+      </w:r>
+      <w:r>
+        <w:rPr>
+          <w:sz w:val="28"/>
+          <w:szCs w:val="28"/>
+        </w:rPr>
+        <w:t xml:space="preserve"> </w:t>
+      </w:r>
+      <w:r>
+        <w:rPr>
+          <w:sz w:val="28"/>
+          <w:szCs w:val="28"/>
+        </w:rPr>
+        <w:t>treatments. The Wellness Support tier highlights tailored geriatric pet care plans, nutritional</w:t>
+      </w:r>
+      <w:r>
+        <w:rPr>
+          <w:sz w:val="28"/>
+          <w:szCs w:val="28"/>
+        </w:rPr>
+        <w:t xml:space="preserve"> </w:t>
+      </w:r>
+      <w:r>
+        <w:rPr>
+          <w:sz w:val="28"/>
+          <w:szCs w:val="28"/>
+        </w:rPr>
+        <w:t>counseling, behavioral therapy options, and rehabilitative exercises.</w:t>
+      </w:r>
+    </w:p>
+    <w:p>
+      <w:pPr>
         <w:pStyle w:val="Heading2"/>
         <w:spacing w:before="240" w:after="120"/>
         <w:rPr>
@@ -1215,7 +1678,6 @@
     <w:p>
       <w:pPr>
         <w:rPr>
-          <w:rFonts w:hint="eastAsia"/>
           <w:sz w:val="28"/>
           <w:szCs w:val="28"/>
         </w:rPr>
@@ -1230,6 +1692,120 @@
     </w:p>
     <w:p>
       <w:pPr>
+        <w:rPr>
+          <w:sz w:val="28"/>
+          <w:szCs w:val="28"/>
+        </w:rPr>
+      </w:pPr>
+      <w:r>
+        <w:rPr>
+          <w:sz w:val="28"/>
+          <w:szCs w:val="28"/>
+        </w:rPr>
+        <w:t>The booking interface handles primary client intake for the digital platform. It uses a structured</w:t>
+      </w:r>
+      <w:r>
+        <w:rPr>
+          <w:sz w:val="28"/>
+          <w:szCs w:val="28"/>
+        </w:rPr>
+        <w:t xml:space="preserve"> </w:t>
+      </w:r>
+      <w:r>
+        <w:rPr>
+          <w:sz w:val="28"/>
+          <w:szCs w:val="28"/>
+        </w:rPr>
+        <w:t>form layout optimized for both desktop and mobile screens. Users navigate through fields</w:t>
+      </w:r>
+      <w:r>
+        <w:rPr>
+          <w:sz w:val="28"/>
+          <w:szCs w:val="28"/>
+        </w:rPr>
+        <w:t xml:space="preserve"> </w:t>
+      </w:r>
+      <w:r>
+        <w:rPr>
+          <w:sz w:val="28"/>
+          <w:szCs w:val="28"/>
+        </w:rPr>
+        <w:t>requesting pet information (including species select dropdowns, breed fields, age limits, and</w:t>
+      </w:r>
+      <w:r>
+        <w:rPr>
+          <w:sz w:val="28"/>
+          <w:szCs w:val="28"/>
+        </w:rPr>
+        <w:t xml:space="preserve"> </w:t>
+      </w:r>
+      <w:r>
+        <w:rPr>
+          <w:sz w:val="28"/>
+          <w:szCs w:val="28"/>
+        </w:rPr>
+        <w:t>medical history notes), owner communication nodes, and appointment scheduling parameters.</w:t>
+      </w:r>
+    </w:p>
+    <w:p>
+      <w:pPr>
+        <w:rPr>
+          <w:sz w:val="28"/>
+          <w:szCs w:val="28"/>
+        </w:rPr>
+      </w:pPr>
+      <w:r>
+        <w:rPr>
+          <w:sz w:val="28"/>
+          <w:szCs w:val="28"/>
+        </w:rPr>
+        <w:t>The form includes dynamic date and time reservation grids that prevent overlapping slots. It</w:t>
+      </w:r>
+      <w:r>
+        <w:rPr>
+          <w:sz w:val="28"/>
+          <w:szCs w:val="28"/>
+        </w:rPr>
+        <w:t xml:space="preserve"> </w:t>
+      </w:r>
+      <w:r>
+        <w:rPr>
+          <w:sz w:val="28"/>
+          <w:szCs w:val="28"/>
+        </w:rPr>
+        <w:t>coordinates directly with the client-side script engine to run validation routines on inputs,</w:t>
+      </w:r>
+      <w:r>
+        <w:rPr>
+          <w:sz w:val="28"/>
+          <w:szCs w:val="28"/>
+        </w:rPr>
+        <w:t xml:space="preserve"> </w:t>
+      </w:r>
+      <w:r>
+        <w:rPr>
+          <w:sz w:val="28"/>
+          <w:szCs w:val="28"/>
+        </w:rPr>
+        <w:t>ensuring that only complete, properly formatted data is submitted to the clinical scheduling</w:t>
+      </w:r>
+      <w:r>
+        <w:rPr>
+          <w:sz w:val="28"/>
+          <w:szCs w:val="28"/>
+        </w:rPr>
+        <w:t xml:space="preserve"> </w:t>
+      </w:r>
+      <w:r>
+        <w:rPr>
+          <w:sz w:val="28"/>
+          <w:szCs w:val="28"/>
+        </w:rPr>
+        <w:t>registry.</w:t>
+      </w:r>
+    </w:p>
+    <w:p>
+      <w:pPr>
         <w:pStyle w:val="Heading2"/>
         <w:spacing w:before="240" w:after="120"/>
         <w:rPr>
@@ -1249,7 +1825,6 @@
     <w:p>
       <w:pPr>
         <w:rPr>
-          <w:rFonts w:hint="eastAsia"/>
           <w:sz w:val="28"/>
           <w:szCs w:val="28"/>
         </w:rPr>
@@ -1264,224 +1839,289 @@
     </w:p>
     <w:p>
       <w:pPr>
-        <w:pStyle w:val="Heading2"/>
-      </w:pPr>
-      <w:r>
-        <w:t>4. Advanced Cross-Page Routing, Interface Linking, &amp; DOM Layout Strategy</w:t>
+        <w:rPr>
+          <w:sz w:val="28"/>
+          <w:szCs w:val="28"/>
+        </w:rPr>
+      </w:pPr>
+      <w:r>
+        <w:rPr>
+          <w:sz w:val="28"/>
+          <w:szCs w:val="28"/>
+        </w:rPr>
+        <w:t>The contact section is optimized for fast data retrieval during critical pet health crises. The</w:t>
+      </w:r>
+      <w:r>
+        <w:rPr>
+          <w:sz w:val="28"/>
+          <w:szCs w:val="28"/>
+        </w:rPr>
+        <w:t xml:space="preserve"> </w:t>
+      </w:r>
+      <w:r>
+        <w:rPr>
+          <w:sz w:val="28"/>
+          <w:szCs w:val="28"/>
+        </w:rPr>
+        <w:t>interface places a high-contrast emergency notification banner at the top, featuring immediate</w:t>
+      </w:r>
+      <w:r>
+        <w:rPr>
+          <w:sz w:val="28"/>
+          <w:szCs w:val="28"/>
+        </w:rPr>
+        <w:t xml:space="preserve"> </w:t>
+      </w:r>
+      <w:r>
+        <w:rPr>
+          <w:sz w:val="28"/>
+          <w:szCs w:val="28"/>
+        </w:rPr>
+        <w:t>click-to-dial telephone links and operational schedules for the clinic</w:t>
+      </w:r>
+      <w:r>
+        <w:rPr>
+          <w:sz w:val="28"/>
+          <w:szCs w:val="28"/>
+        </w:rPr>
+        <w:t>’</w:t>
+      </w:r>
+      <w:r>
+        <w:rPr>
+          <w:sz w:val="28"/>
+          <w:szCs w:val="28"/>
+        </w:rPr>
+        <w:t>s urgent care department.</w:t>
       </w:r>
     </w:p>
     <w:p>
       <w:pPr>
         <w:rPr>
-          <w:rFonts w:hint="eastAsia"/>
-          <w:sz w:val="28"/>
-          <w:szCs w:val="28"/>
-        </w:rPr>
-      </w:pPr>
-      <w:r>
-        <w:rPr>
-          <w:sz w:val="28"/>
-          <w:szCs w:val="28"/>
-        </w:rPr>
-        <w:t>To avoid broken user experiences across deep section mappings, the multi-page platform uses a clean relative link matrix. This standard architecture avoids server-side URL rewrite overhead and runs natively on localized nodes, remote testing servers, or live edge production domains without modification.</w:t>
+          <w:sz w:val="28"/>
+          <w:szCs w:val="28"/>
+        </w:rPr>
+      </w:pPr>
+      <w:r>
+        <w:rPr>
+          <w:sz w:val="28"/>
+          <w:szCs w:val="28"/>
+        </w:rPr>
+        <w:t>Below the emergency controls, the view integrates maps, turn-by-turn driving directions, nearby</w:t>
+      </w:r>
+      <w:r>
+        <w:rPr>
+          <w:sz w:val="28"/>
+          <w:szCs w:val="28"/>
+        </w:rPr>
+        <w:t xml:space="preserve"> </w:t>
+      </w:r>
+      <w:r>
+        <w:rPr>
+          <w:sz w:val="28"/>
+          <w:szCs w:val="28"/>
+        </w:rPr>
+        <w:t>transit coordinates, dedicated parking zones for clinical intake, and automated email inquiry</w:t>
+      </w:r>
+      <w:r>
+        <w:rPr>
+          <w:sz w:val="28"/>
+          <w:szCs w:val="28"/>
+        </w:rPr>
+        <w:t xml:space="preserve"> </w:t>
+      </w:r>
+      <w:r>
+        <w:rPr>
+          <w:sz w:val="28"/>
+          <w:szCs w:val="28"/>
+        </w:rPr>
+        <w:t>blocks. It also provides a step-by-step pre-triage checklist to help pet owners stabilize animals</w:t>
+      </w:r>
+      <w:r>
+        <w:rPr>
+          <w:sz w:val="28"/>
+          <w:szCs w:val="28"/>
+        </w:rPr>
+        <w:t xml:space="preserve"> </w:t>
+      </w:r>
+      <w:r>
+        <w:rPr>
+          <w:sz w:val="28"/>
+          <w:szCs w:val="28"/>
+        </w:rPr>
+        <w:t>safely during transport.</w:t>
       </w:r>
     </w:p>
     <w:p>
       <w:pPr>
-        <w:rPr>
-          <w:rFonts w:hint="eastAsia"/>
-          <w:sz w:val="28"/>
-          <w:szCs w:val="28"/>
-        </w:rPr>
-      </w:pPr>
-      <w:r>
-        <w:rPr>
-          <w:sz w:val="28"/>
-          <w:szCs w:val="28"/>
-        </w:rPr>
-        <w:t>The core page framework uses exact semantic landmarks to support assistive screen-reader technologies. Each layout file includes an identical global navigation block, an isolated main-content section with tabindex flags to manage focus transitions, and an informative footer containing business registration details and professional licenses.</w:t>
+        <w:pStyle w:val="Heading2"/>
+      </w:pPr>
+      <w:r>
+        <w:t>4. Advanced Cross-Page Routing, Interface Linking, &amp; DOM Layout Strategy</w:t>
       </w:r>
     </w:p>
     <w:p>
       <w:pPr>
-        <w:pStyle w:val="Heading2"/>
-      </w:pPr>
-      <w:r>
-        <w:t>5. Presentational System Engineering &amp; Visual Design Tokens</w:t>
+        <w:rPr>
+          <w:sz w:val="28"/>
+          <w:szCs w:val="28"/>
+        </w:rPr>
+      </w:pPr>
+      <w:r>
+        <w:rPr>
+          <w:sz w:val="28"/>
+          <w:szCs w:val="28"/>
+        </w:rPr>
+        <w:t>To avoid broken user experiences across deep section mappings, the multi-page platform uses a clean relative link matrix. This standard architecture avoids server-side URL rewrite overhead and runs natively on localized nodes, remote testing servers, or live edge production domains without modification.</w:t>
       </w:r>
     </w:p>
     <w:p>
       <w:pPr>
         <w:rPr>
-          <w:rFonts w:hint="eastAsia"/>
-          <w:sz w:val="28"/>
-          <w:szCs w:val="28"/>
-        </w:rPr>
-      </w:pPr>
-      <w:r>
-        <w:rPr>
-          <w:sz w:val="28"/>
-          <w:szCs w:val="28"/>
-        </w:rPr>
-        <w:t>The aesthetic system for Stackly Veterinary Clinic separates visual design tokens from layout declarations. By grouping configuration values within the root selector of the style matrix, the application can instantly adjust typography scales or update theme configurations across all sub-pages simultaneously.</w:t>
+          <w:sz w:val="28"/>
+          <w:szCs w:val="28"/>
+        </w:rPr>
+      </w:pPr>
+      <w:r>
+        <w:rPr>
+          <w:sz w:val="28"/>
+          <w:szCs w:val="28"/>
+        </w:rPr>
+        <w:t xml:space="preserve">The core page framework uses exact semantic landmarks to support assistive screen-reader technologies. Each layout file includes an identical global navigation block, an isolated main-content section with tabindex </w:t>
+      </w:r>
+      <w:r>
+        <w:rPr>
+          <w:sz w:val="28"/>
+          <w:szCs w:val="28"/>
+        </w:rPr>
+        <w:lastRenderedPageBreak/>
+        <w:t>flags to manage focus transitions, and an informative footer containing business registration details and professional licenses.</w:t>
       </w:r>
     </w:p>
     <w:p>
       <w:pPr>
         <w:pStyle w:val="Heading2"/>
-        <w:spacing w:before="240" w:after="120"/>
-        <w:rPr>
-          <w:sz w:val="28"/>
-          <w:szCs w:val="28"/>
-        </w:rPr>
-      </w:pPr>
-      <w:r>
-        <w:rPr>
-          <w:sz w:val="28"/>
-          <w:szCs w:val="28"/>
-        </w:rPr>
-        <w:lastRenderedPageBreak/>
-        <w:t>5.1 Production Design Token Architecture Specs</w:t>
+      </w:pPr>
+      <w:r>
+        <w:t>5. Presentational System Engineering &amp; Visual Design Tokens</w:t>
       </w:r>
     </w:p>
     <w:p>
       <w:pPr>
         <w:rPr>
-          <w:rFonts w:hint="eastAsia"/>
-          <w:sz w:val="28"/>
-          <w:szCs w:val="28"/>
-        </w:rPr>
-      </w:pPr>
-      <w:r>
-        <w:rPr>
-          <w:sz w:val="28"/>
-          <w:szCs w:val="28"/>
-        </w:rPr>
-        <w:t>The styling framework uses clear naming conventions across all structural custom variables to keep the identity cohesive:</w:t>
+          <w:sz w:val="28"/>
+          <w:szCs w:val="28"/>
+        </w:rPr>
+      </w:pPr>
+      <w:r>
+        <w:rPr>
+          <w:sz w:val="28"/>
+          <w:szCs w:val="28"/>
+        </w:rPr>
+        <w:t>The aesthetic system for Stackly Veterinary Clinic separates visual design tokens from layout declarations. By grouping configuration values within the root selector of the style matrix, the application can instantly adjust typography scales or update theme configurations across all sub-pages simultaneously.</w:t>
       </w:r>
     </w:p>
     <w:p>
       <w:pPr>
-        <w:pStyle w:val="ListBullet"/>
-        <w:rPr>
-          <w:rFonts w:hint="eastAsia"/>
-          <w:sz w:val="28"/>
-          <w:szCs w:val="28"/>
-        </w:rPr>
-      </w:pPr>
-      <w:r>
-        <w:rPr>
-          <w:sz w:val="28"/>
-          <w:szCs w:val="28"/>
-        </w:rPr>
-        <w:t xml:space="preserve">Clinical Color Spectrum: `--clr-primary` maps to a trusted clinical </w:t>
-      </w:r>
-      <w:proofErr w:type="gramStart"/>
-      <w:r>
-        <w:rPr>
-          <w:sz w:val="28"/>
-          <w:szCs w:val="28"/>
-        </w:rPr>
-        <w:t>sky blue</w:t>
-      </w:r>
-      <w:proofErr w:type="gramEnd"/>
-      <w:r>
-        <w:rPr>
-          <w:sz w:val="28"/>
-          <w:szCs w:val="28"/>
-        </w:rPr>
-        <w:t xml:space="preserve"> base accent (#0284c7) for active indicators; `--clr-primary-dark` represents a deep blue (#0369a1) for hover focus; and `--clr-secondary` sets a deep charcoal navy (#0f172a) for clean, legible text layouts.</w:t>
+        <w:pStyle w:val="Heading2"/>
+        <w:spacing w:before="240" w:after="120"/>
+        <w:rPr>
+          <w:sz w:val="28"/>
+          <w:szCs w:val="28"/>
+        </w:rPr>
+      </w:pPr>
+      <w:r>
+        <w:rPr>
+          <w:sz w:val="28"/>
+          <w:szCs w:val="28"/>
+        </w:rPr>
+        <w:t>5.1 Production Design Token Architecture Specs</w:t>
       </w:r>
     </w:p>
     <w:p>
       <w:pPr>
-        <w:pStyle w:val="ListBullet"/>
-        <w:rPr>
-          <w:rFonts w:hint="eastAsia"/>
-          <w:sz w:val="28"/>
-          <w:szCs w:val="28"/>
-        </w:rPr>
-      </w:pPr>
-      <w:r>
-        <w:rPr>
-          <w:sz w:val="28"/>
-          <w:szCs w:val="28"/>
-        </w:rPr>
-        <w:t>System Alert Indicators: `--clr-error` applies a high-visibility clinical red (#ef4444) to flag invalid form fields or critical emergency triage messages.</w:t>
+        <w:rPr>
+          <w:sz w:val="28"/>
+          <w:szCs w:val="28"/>
+        </w:rPr>
+      </w:pPr>
+      <w:r>
+        <w:rPr>
+          <w:sz w:val="28"/>
+          <w:szCs w:val="28"/>
+        </w:rPr>
+        <w:t>The styling framework uses clear naming conventions across all structural custom variables to keep the identity cohesive:</w:t>
       </w:r>
     </w:p>
     <w:p>
       <w:pPr>
         <w:pStyle w:val="ListBullet"/>
         <w:rPr>
-          <w:rFonts w:hint="eastAsia"/>
-          <w:sz w:val="28"/>
-          <w:szCs w:val="28"/>
-        </w:rPr>
-      </w:pPr>
-      <w:r>
-        <w:rPr>
-          <w:sz w:val="28"/>
-          <w:szCs w:val="28"/>
-        </w:rPr>
-        <w:t>Fluid Typography Vectors: `--font-clinical` establishes a clean sans-serif typeface hierarchy ('Segoe UI', system-ui); text elements use dynamic clamp scales (`--fs-h1` maps headers smoothly between 2rem and 3.5rem based on screen sizes).</w:t>
+          <w:sz w:val="28"/>
+          <w:szCs w:val="28"/>
+        </w:rPr>
+      </w:pPr>
+      <w:r>
+        <w:rPr>
+          <w:sz w:val="28"/>
+          <w:szCs w:val="28"/>
+        </w:rPr>
+        <w:t>Clinical Color Spectrum: `--clr-primary` maps to a trusted clinical sky blue base accent (#0284c7) for active indicators; `--clr-primary-dark` represents a deep blue (#0369a1) for hover focus; and `--clr-secondary` sets a deep charcoal navy (#0f172a) for clean, legible text layouts.</w:t>
       </w:r>
     </w:p>
     <w:p>
       <w:pPr>
-        <w:pStyle w:val="Heading2"/>
-      </w:pPr>
-      <w:r>
-        <w:t>6. Responsive Layout Mechanics, Grid Frameworks, &amp; Media Topologies</w:t>
+        <w:pStyle w:val="ListBullet"/>
+        <w:rPr>
+          <w:sz w:val="28"/>
+          <w:szCs w:val="28"/>
+        </w:rPr>
+      </w:pPr>
+      <w:r>
+        <w:rPr>
+          <w:sz w:val="28"/>
+          <w:szCs w:val="28"/>
+        </w:rPr>
+        <w:t>System Alert Indicators: `--clr-error` applies a high-visibility clinical red (#ef4444) to flag invalid form fields or critical emergency triage messages.</w:t>
       </w:r>
     </w:p>
     <w:p>
       <w:pPr>
-        <w:rPr>
-          <w:rFonts w:hint="eastAsia"/>
-          <w:sz w:val="28"/>
-          <w:szCs w:val="28"/>
-        </w:rPr>
-      </w:pPr>
-      <w:r>
-        <w:rPr>
-          <w:sz w:val="28"/>
-          <w:szCs w:val="28"/>
-        </w:rPr>
-        <w:t>To ensure that pet owners can check vet availability from a home computer or search emergency guidelines from a phone on the way to the clinic, the presentation layer uses modern fluid layouts.</w:t>
+        <w:pStyle w:val="ListBullet"/>
+        <w:rPr>
+          <w:sz w:val="28"/>
+          <w:szCs w:val="28"/>
+        </w:rPr>
+      </w:pPr>
+      <w:r>
+        <w:rPr>
+          <w:sz w:val="28"/>
+          <w:szCs w:val="28"/>
+        </w:rPr>
+        <w:t>Fluid Typography Vectors: `--font-clinical` establishes a clean sans-serif typeface hierarchy ('Segoe UI', system-ui); text elements use dynamic clamp scales (`--fs-h1` maps headers smoothly between 2rem and 3.5rem based on screen sizes).</w:t>
       </w:r>
     </w:p>
     <w:p>
       <w:pPr>
         <w:pStyle w:val="Heading2"/>
-        <w:spacing w:before="240" w:after="120"/>
-        <w:rPr>
-          <w:sz w:val="28"/>
-          <w:szCs w:val="28"/>
-        </w:rPr>
-      </w:pPr>
-      <w:r>
-        <w:rPr>
-          <w:sz w:val="28"/>
-          <w:szCs w:val="28"/>
-        </w:rPr>
-        <w:t>6.1 Adaptive Layout Normalization &amp; Global Reset</w:t>
+      </w:pPr>
+      <w:r>
+        <w:lastRenderedPageBreak/>
+        <w:t>6. Responsive Layout Mechanics, Grid Frameworks, &amp; Media Topologies</w:t>
       </w:r>
     </w:p>
     <w:p>
       <w:pPr>
         <w:rPr>
-          <w:rFonts w:hint="eastAsia"/>
-          <w:sz w:val="28"/>
-          <w:szCs w:val="28"/>
-        </w:rPr>
-      </w:pPr>
-      <w:r>
-        <w:rPr>
-          <w:sz w:val="28"/>
-          <w:szCs w:val="28"/>
-        </w:rPr>
-        <w:t>Every page file begins by applying a strict border-box layout normalizer. This configuration overrides default browser margins and padding alignment assumptions, ensuring consistent element rendering across Safari, Chrome, and Firefox engines.</w:t>
+          <w:sz w:val="28"/>
+          <w:szCs w:val="28"/>
+        </w:rPr>
+      </w:pPr>
+      <w:r>
+        <w:rPr>
+          <w:sz w:val="28"/>
+          <w:szCs w:val="28"/>
+        </w:rPr>
+        <w:t>To ensure that pet owners can check vet availability from a home computer or search emergency guidelines from a phone on the way to the clinic, the presentation layer uses modern fluid layouts.</w:t>
       </w:r>
     </w:p>
     <w:p>
@@ -1498,56 +2138,22 @@
           <w:sz w:val="28"/>
           <w:szCs w:val="28"/>
         </w:rPr>
-        <w:lastRenderedPageBreak/>
-        <w:t>6.2 Dynamic Grid Sizing &amp; Card Topologies</w:t>
+        <w:t>6.1 Adaptive Layout Normalization &amp; Global Reset</w:t>
       </w:r>
     </w:p>
     <w:p>
       <w:pPr>
         <w:rPr>
-          <w:rFonts w:hint="eastAsia"/>
-          <w:sz w:val="28"/>
-          <w:szCs w:val="28"/>
-        </w:rPr>
-      </w:pPr>
-      <w:r>
-        <w:rPr>
-          <w:sz w:val="28"/>
-          <w:szCs w:val="28"/>
-        </w:rPr>
-        <w:t>The medical service boards and provider roster blocks use advanced CSS grids. By defining column sets using an auto-fit template matrix with minmax limits (`</w:t>
-      </w:r>
-      <w:proofErr w:type="gramStart"/>
-      <w:r>
-        <w:rPr>
-          <w:sz w:val="28"/>
-          <w:szCs w:val="28"/>
-        </w:rPr>
-        <w:t>minmax(</w:t>
-      </w:r>
-      <w:proofErr w:type="gramEnd"/>
-      <w:r>
-        <w:rPr>
-          <w:sz w:val="28"/>
-          <w:szCs w:val="28"/>
-        </w:rPr>
-        <w:t>280px, 1</w:t>
-      </w:r>
-      <w:proofErr w:type="gramStart"/>
-      <w:r>
-        <w:rPr>
-          <w:sz w:val="28"/>
-          <w:szCs w:val="28"/>
-        </w:rPr>
-        <w:t>fr)`</w:t>
-      </w:r>
-      <w:proofErr w:type="gramEnd"/>
-      <w:r>
-        <w:rPr>
-          <w:sz w:val="28"/>
-          <w:szCs w:val="28"/>
-        </w:rPr>
-        <w:t>), the interface automatically wraps info cards when horizontal space changes. This approach removes the need for excessive layout breakpoints, keeping card paddings and box-shadow rendering smooth on both small screens and wide monitors.</w:t>
+          <w:sz w:val="28"/>
+          <w:szCs w:val="28"/>
+        </w:rPr>
+      </w:pPr>
+      <w:r>
+        <w:rPr>
+          <w:sz w:val="28"/>
+          <w:szCs w:val="28"/>
+        </w:rPr>
+        <w:t>Every page file begins by applying a strict border-box layout normalizer. This configuration overrides default browser margins and padding alignment assumptions, ensuring consistent element rendering across Safari, Chrome, and Firefox engines.</w:t>
       </w:r>
     </w:p>
     <w:p>
@@ -1564,80 +2170,78 @@
           <w:sz w:val="28"/>
           <w:szCs w:val="28"/>
         </w:rPr>
-        <w:t>6.3 Viewport Transformation Media Boundaries</w:t>
+        <w:t>6.2 Dynamic Grid Sizing &amp; Card Topologies</w:t>
       </w:r>
     </w:p>
     <w:p>
       <w:pPr>
         <w:rPr>
-          <w:rFonts w:hint="eastAsia"/>
-          <w:sz w:val="28"/>
-          <w:szCs w:val="28"/>
-        </w:rPr>
-      </w:pPr>
-      <w:r>
-        <w:rPr>
-          <w:sz w:val="28"/>
-          <w:szCs w:val="28"/>
-        </w:rPr>
-        <w:t>For smaller viewports (under a 768px threshold), the system applies structural layout modifications via responsive CSS rules. The primary navigation menu automatically shifts from a horizontal row to a hidden vertical drawer. This drawer's visibility is managed dynamically by client behavior scripts, optimizing screen space on smaller devices.</w:t>
+          <w:sz w:val="28"/>
+          <w:szCs w:val="28"/>
+        </w:rPr>
+      </w:pPr>
+      <w:r>
+        <w:rPr>
+          <w:sz w:val="28"/>
+          <w:szCs w:val="28"/>
+        </w:rPr>
+        <w:t>The medical service boards and provider roster blocks use advanced CSS grids. By defining column sets using an auto-fit template matrix with minmax limits (`minmax(280px, 1fr)`), the interface automatically wraps info cards when horizontal space changes. This approach removes the need for excessive layout breakpoints, keeping card paddings and box-shadow rendering smooth on both small screens and wide monitors.</w:t>
       </w:r>
     </w:p>
     <w:p>
       <w:pPr>
         <w:pStyle w:val="Heading2"/>
-      </w:pPr>
-      <w:r>
-        <w:t>7. Behavioral Engineering Framework &amp; Native Runtime Logic</w:t>
+        <w:spacing w:before="240" w:after="120"/>
+        <w:rPr>
+          <w:sz w:val="28"/>
+          <w:szCs w:val="28"/>
+        </w:rPr>
+      </w:pPr>
+      <w:r>
+        <w:rPr>
+          <w:sz w:val="28"/>
+          <w:szCs w:val="28"/>
+        </w:rPr>
+        <w:t>6.3 Viewport Transformation Media Boundaries</w:t>
       </w:r>
     </w:p>
     <w:p>
       <w:pPr>
         <w:rPr>
-          <w:rFonts w:hint="eastAsia"/>
-          <w:sz w:val="28"/>
-          <w:szCs w:val="28"/>
-        </w:rPr>
-      </w:pPr>
-      <w:r>
-        <w:rPr>
-          <w:sz w:val="28"/>
-          <w:szCs w:val="28"/>
-        </w:rPr>
-        <w:t>The logic layer for Stackly Veterinary Clinic relies entirely on clean, vanilla JavaScript configurations. This choice avoids the large script sizes and constant patch management dependencies common in modern framework libraries, keeping execution lightweight.</w:t>
+          <w:sz w:val="28"/>
+          <w:szCs w:val="28"/>
+        </w:rPr>
+      </w:pPr>
+      <w:r>
+        <w:rPr>
+          <w:sz w:val="28"/>
+          <w:szCs w:val="28"/>
+        </w:rPr>
+        <w:t>For smaller viewports (under a 768px threshold), the system applies structural layout modifications via responsive CSS rules. The primary navigation menu automatically shifts from a horizontal row to a hidden vertical drawer. This drawer's visibility is managed dynamically by client behavior scripts, optimizing screen space on smaller devices.</w:t>
       </w:r>
     </w:p>
     <w:p>
       <w:pPr>
         <w:pStyle w:val="Heading2"/>
-        <w:spacing w:before="240" w:after="120"/>
-        <w:rPr>
-          <w:sz w:val="28"/>
-          <w:szCs w:val="28"/>
-        </w:rPr>
-      </w:pPr>
-      <w:r>
-        <w:rPr>
-          <w:sz w:val="28"/>
-          <w:szCs w:val="28"/>
-        </w:rPr>
-        <w:t>7.1 Strict Isolation &amp; Module Scoping Strategy</w:t>
+      </w:pPr>
+      <w:r>
+        <w:lastRenderedPageBreak/>
+        <w:t>7. Behavioral Engineering Framework &amp; Native Runtime Logic</w:t>
       </w:r>
     </w:p>
     <w:p>
       <w:pPr>
         <w:rPr>
-          <w:rFonts w:hint="eastAsia"/>
-          <w:sz w:val="28"/>
-          <w:szCs w:val="28"/>
-        </w:rPr>
-      </w:pPr>
-      <w:r>
-        <w:rPr>
-          <w:sz w:val="28"/>
-          <w:szCs w:val="28"/>
-        </w:rPr>
-        <w:t>Every interaction script runs inside a self-contained closure function executed under strict evaluation settings ('use strict'). This engineering standard prevents global variable leaks, enforces safe memory allocations, and blocks unauthorized code execution within the user's browser runtime.</w:t>
+          <w:sz w:val="28"/>
+          <w:szCs w:val="28"/>
+        </w:rPr>
+      </w:pPr>
+      <w:r>
+        <w:rPr>
+          <w:sz w:val="28"/>
+          <w:szCs w:val="28"/>
+        </w:rPr>
+        <w:t>The logic layer for Stackly Veterinary Clinic relies entirely on clean, vanilla JavaScript configurations. This choice avoids the large script sizes and constant patch management dependencies common in modern framework libraries, keeping execution lightweight.</w:t>
       </w:r>
     </w:p>
     <w:p>
@@ -1654,24 +2258,22 @@
           <w:sz w:val="28"/>
           <w:szCs w:val="28"/>
         </w:rPr>
-        <w:lastRenderedPageBreak/>
-        <w:t>7.2 Responsive Mobile Header Control Strategy</w:t>
+        <w:t>7.1 Strict Isolation &amp; Module Scoping Strategy</w:t>
       </w:r>
     </w:p>
     <w:p>
       <w:pPr>
         <w:rPr>
-          <w:rFonts w:hint="eastAsia"/>
-          <w:sz w:val="28"/>
-          <w:szCs w:val="28"/>
-        </w:rPr>
-      </w:pPr>
-      <w:r>
-        <w:rPr>
-          <w:sz w:val="28"/>
-          <w:szCs w:val="28"/>
-        </w:rPr>
-        <w:t>The core script tracks event listeners on the mobile toggle buttons. When a user clicks this component, the system updates the element's ARIA state and applies helper visibility classes to show or hide the navigation menu, keeping the interface fully accessible to screen readers.</w:t>
+          <w:sz w:val="28"/>
+          <w:szCs w:val="28"/>
+        </w:rPr>
+      </w:pPr>
+      <w:r>
+        <w:rPr>
+          <w:sz w:val="28"/>
+          <w:szCs w:val="28"/>
+        </w:rPr>
+        <w:t>Every interaction script runs inside a self-contained closure function executed under strict evaluation settings ('use strict'). This engineering standard prevents global variable leaks, enforces safe memory allocations, and blocks unauthorized code execution within the user's browser runtime.</w:t>
       </w:r>
     </w:p>
     <w:p>
@@ -1688,80 +2290,78 @@
           <w:sz w:val="28"/>
           <w:szCs w:val="28"/>
         </w:rPr>
-        <w:t>7.3 Passive Window Scroll Event Processing</w:t>
+        <w:t>7.2 Responsive Mobile Header Control Strategy</w:t>
       </w:r>
     </w:p>
     <w:p>
       <w:pPr>
         <w:rPr>
-          <w:rFonts w:hint="eastAsia"/>
-          <w:sz w:val="28"/>
-          <w:szCs w:val="28"/>
-        </w:rPr>
-      </w:pPr>
-      <w:r>
-        <w:rPr>
-          <w:sz w:val="28"/>
-          <w:szCs w:val="28"/>
-        </w:rPr>
-        <w:t>To create clean visual hierarchy when scrolling long pages, the core app engine hooks directly into window movement events. By applying passive event flags, the script updates the header's styling as the user scrolls past a 60px boundary without slowing down layout rendering or cause scrolling lag.</w:t>
+          <w:sz w:val="28"/>
+          <w:szCs w:val="28"/>
+        </w:rPr>
+      </w:pPr>
+      <w:r>
+        <w:rPr>
+          <w:sz w:val="28"/>
+          <w:szCs w:val="28"/>
+        </w:rPr>
+        <w:t>The core script tracks event listeners on the mobile toggle buttons. When a user clicks this component, the system updates the element's ARIA state and applies helper visibility classes to show or hide the navigation menu, keeping the interface fully accessible to screen readers.</w:t>
       </w:r>
     </w:p>
     <w:p>
       <w:pPr>
         <w:pStyle w:val="Heading2"/>
-      </w:pPr>
-      <w:r>
-        <w:t>8. User Intake Components, Interactivity, &amp; Validation Infrastructure</w:t>
+        <w:spacing w:before="240" w:after="120"/>
+        <w:rPr>
+          <w:sz w:val="28"/>
+          <w:szCs w:val="28"/>
+        </w:rPr>
+      </w:pPr>
+      <w:r>
+        <w:rPr>
+          <w:sz w:val="28"/>
+          <w:szCs w:val="28"/>
+        </w:rPr>
+        <w:t>7.3 Passive Window Scroll Event Processing</w:t>
       </w:r>
     </w:p>
     <w:p>
       <w:pPr>
         <w:rPr>
-          <w:rFonts w:hint="eastAsia"/>
-          <w:sz w:val="28"/>
-          <w:szCs w:val="28"/>
-        </w:rPr>
-      </w:pPr>
-      <w:r>
-        <w:rPr>
-          <w:sz w:val="28"/>
-          <w:szCs w:val="28"/>
-        </w:rPr>
-        <w:t>The patient booking module uses localized script engines to validate inputs before submission, catching formatting issues before data is sent to clinical endpoints.</w:t>
+          <w:sz w:val="28"/>
+          <w:szCs w:val="28"/>
+        </w:rPr>
+      </w:pPr>
+      <w:r>
+        <w:rPr>
+          <w:sz w:val="28"/>
+          <w:szCs w:val="28"/>
+        </w:rPr>
+        <w:t>To create clean visual hierarchy when scrolling long pages, the core app engine hooks directly into window movement events. By applying passive event flags, the script updates the header's styling as the user scrolls past a 60px boundary without slowing down layout rendering or cause scrolling lag.</w:t>
       </w:r>
     </w:p>
     <w:p>
       <w:pPr>
         <w:pStyle w:val="Heading2"/>
-        <w:spacing w:before="240" w:after="120"/>
-        <w:rPr>
-          <w:sz w:val="28"/>
-          <w:szCs w:val="28"/>
-        </w:rPr>
-      </w:pPr>
-      <w:r>
-        <w:rPr>
-          <w:sz w:val="28"/>
-          <w:szCs w:val="28"/>
-        </w:rPr>
-        <w:t>8.1 Secure Phone Structure Sanitization Checks</w:t>
+      </w:pPr>
+      <w:r>
+        <w:lastRenderedPageBreak/>
+        <w:t>8. User Intake Components, Interactivity, &amp; Validation Infrastructure</w:t>
       </w:r>
     </w:p>
     <w:p>
       <w:pPr>
         <w:rPr>
-          <w:rFonts w:hint="eastAsia"/>
-          <w:sz w:val="28"/>
-          <w:szCs w:val="28"/>
-        </w:rPr>
-      </w:pPr>
-      <w:r>
-        <w:rPr>
-          <w:sz w:val="28"/>
-          <w:szCs w:val="28"/>
-        </w:rPr>
-        <w:t>The form submission pipeline captures entries from the primary communication field. The application uses a regular expression to match standard international dialing rules, blocking invalid formatting or non-numeric characters before they reach scheduling backends.</w:t>
+          <w:sz w:val="28"/>
+          <w:szCs w:val="28"/>
+        </w:rPr>
+      </w:pPr>
+      <w:r>
+        <w:rPr>
+          <w:sz w:val="28"/>
+          <w:szCs w:val="28"/>
+        </w:rPr>
+        <w:t>The patient booking module uses localized script engines to validate inputs before submission, catching formatting issues before data is sent to clinical endpoints.</w:t>
       </w:r>
     </w:p>
     <w:p>
@@ -1778,31 +2378,22 @@
           <w:sz w:val="28"/>
           <w:szCs w:val="28"/>
         </w:rPr>
-        <w:t>8.2 Client-Side Security Sanitization Matrix</w:t>
+        <w:t>8.1 Secure Phone Structure Sanitization Checks</w:t>
       </w:r>
     </w:p>
     <w:p>
       <w:pPr>
         <w:rPr>
-          <w:rFonts w:hint="eastAsia"/>
-          <w:sz w:val="28"/>
-          <w:szCs w:val="28"/>
-        </w:rPr>
-      </w:pPr>
-      <w:r>
-        <w:rPr>
-          <w:sz w:val="28"/>
-          <w:szCs w:val="28"/>
-        </w:rPr>
-        <w:t xml:space="preserve">Input text areas—such as pet name fields and visit description boxes—run through strict string validation rules. The intake engine strips characters </w:t>
-      </w:r>
-      <w:r>
-        <w:rPr>
-          <w:sz w:val="28"/>
-          <w:szCs w:val="28"/>
-        </w:rPr>
-        <w:lastRenderedPageBreak/>
-        <w:t>associated with cross-site scripting (XSS) vectors, protecting data integrity before scheduling records are finalized.</w:t>
+          <w:sz w:val="28"/>
+          <w:szCs w:val="28"/>
+        </w:rPr>
+      </w:pPr>
+      <w:r>
+        <w:rPr>
+          <w:sz w:val="28"/>
+          <w:szCs w:val="28"/>
+        </w:rPr>
+        <w:t>The form submission pipeline captures entries from the primary communication field. The application uses a regular expression to match standard international dialing rules, blocking invalid formatting or non-numeric characters before they reach scheduling backends.</w:t>
       </w:r>
     </w:p>
     <w:p>
@@ -1819,118 +2410,146 @@
           <w:sz w:val="28"/>
           <w:szCs w:val="28"/>
         </w:rPr>
-        <w:t>8.3 Contextual Error Tracking Feedback Blocks</w:t>
+        <w:t>8.2 Client-Side Security Sanitization Matrix</w:t>
       </w:r>
     </w:p>
     <w:p>
       <w:pPr>
         <w:rPr>
-          <w:rFonts w:hint="eastAsia"/>
-          <w:sz w:val="28"/>
-          <w:szCs w:val="28"/>
-        </w:rPr>
-      </w:pPr>
-      <w:r>
-        <w:rPr>
-          <w:sz w:val="28"/>
-          <w:szCs w:val="28"/>
-        </w:rPr>
-        <w:t>When a user input fails validation checks, the script blocks the submission event and updates custom error messages within dedicated feedback fields. This action applies clear alert indicators to the affected form element, alerting the user without forcing a full page reload.</w:t>
+          <w:sz w:val="28"/>
+          <w:szCs w:val="28"/>
+        </w:rPr>
+      </w:pPr>
+      <w:r>
+        <w:rPr>
+          <w:sz w:val="28"/>
+          <w:szCs w:val="28"/>
+        </w:rPr>
+        <w:t>Input text areas—such as pet name fields and visit description boxes—run through strict string validation rules. The intake engine strips characters associated with cross-site scripting (XSS) vectors, protecting data integrity before scheduling records are finalized.</w:t>
       </w:r>
     </w:p>
     <w:p>
       <w:pPr>
         <w:pStyle w:val="Heading2"/>
-      </w:pPr>
-      <w:r>
-        <w:t>9. Comprehensive Development Tooling &amp; Performance Optimization Matrix</w:t>
+        <w:spacing w:before="240" w:after="120"/>
+        <w:rPr>
+          <w:sz w:val="28"/>
+          <w:szCs w:val="28"/>
+        </w:rPr>
+      </w:pPr>
+      <w:r>
+        <w:rPr>
+          <w:sz w:val="28"/>
+          <w:szCs w:val="28"/>
+        </w:rPr>
+        <w:t>8.3 Contextual Error Tracking Feedback Blocks</w:t>
       </w:r>
     </w:p>
     <w:p>
       <w:pPr>
         <w:rPr>
-          <w:rFonts w:hint="eastAsia"/>
-          <w:sz w:val="28"/>
-          <w:szCs w:val="28"/>
-        </w:rPr>
-      </w:pPr>
-      <w:r>
-        <w:rPr>
-          <w:sz w:val="28"/>
-          <w:szCs w:val="28"/>
-        </w:rPr>
-        <w:t>To support fast performance and consistent code quality across development sprints, Stackly Veterinary Clinic utilizes a standardized set of development tools and optimization guidelines.</w:t>
+          <w:sz w:val="28"/>
+          <w:szCs w:val="28"/>
+        </w:rPr>
+      </w:pPr>
+      <w:r>
+        <w:rPr>
+          <w:sz w:val="28"/>
+          <w:szCs w:val="28"/>
+        </w:rPr>
+        <w:t>When a user input fails validation checks, the script blocks the submission event and updates custom error messages within dedicated feedback fields. This action applies clear alert indicators to the affected form element, alerting the user without forcing a full page reload.</w:t>
       </w:r>
     </w:p>
     <w:p>
       <w:pPr>
         <w:pStyle w:val="Heading2"/>
-        <w:spacing w:before="240" w:after="120"/>
-        <w:rPr>
-          <w:sz w:val="28"/>
-          <w:szCs w:val="28"/>
-        </w:rPr>
-      </w:pPr>
-      <w:r>
-        <w:rPr>
-          <w:sz w:val="28"/>
-          <w:szCs w:val="28"/>
-        </w:rPr>
-        <w:t>9.1 Integrated Development Tooling Stack</w:t>
+      </w:pPr>
+      <w:r>
+        <w:lastRenderedPageBreak/>
+        <w:t>9. Comprehensive Development Tooling &amp; Performance Optimization Matrix</w:t>
       </w:r>
     </w:p>
     <w:p>
       <w:pPr>
         <w:rPr>
-          <w:rFonts w:hint="eastAsia"/>
-          <w:sz w:val="28"/>
-          <w:szCs w:val="28"/>
-        </w:rPr>
-      </w:pPr>
-      <w:r>
-        <w:rPr>
-          <w:sz w:val="28"/>
-          <w:szCs w:val="28"/>
-        </w:rPr>
-        <w:t>The project workspace is organized around a streamlined toolset that ensures code consistency and fast local testing cycles:</w:t>
+          <w:sz w:val="28"/>
+          <w:szCs w:val="28"/>
+        </w:rPr>
+      </w:pPr>
+      <w:r>
+        <w:rPr>
+          <w:sz w:val="28"/>
+          <w:szCs w:val="28"/>
+        </w:rPr>
+        <w:t>To support fast performance and consistent code quality across development sprints, Stackly Veterinary Clinic utilizes a standardized set of development tools and optimization guidelines.</w:t>
       </w:r>
     </w:p>
     <w:p>
       <w:pPr>
-        <w:pStyle w:val="ListBullet"/>
-        <w:rPr>
-          <w:rFonts w:hint="eastAsia"/>
-          <w:sz w:val="28"/>
-          <w:szCs w:val="28"/>
-        </w:rPr>
-      </w:pPr>
-      <w:r>
-        <w:rPr>
-          <w:sz w:val="28"/>
-          <w:szCs w:val="28"/>
-        </w:rPr>
-        <w:t>Integrated Code Editors: Visual Studio Code serves as the primary engineering environment, utilizing standardized workspace files to align tab spacing, line formatting, and character encoding configurations across the team.</w:t>
+        <w:pStyle w:val="Heading2"/>
+        <w:spacing w:before="240" w:after="120"/>
+        <w:rPr>
+          <w:sz w:val="28"/>
+          <w:szCs w:val="28"/>
+        </w:rPr>
+      </w:pPr>
+      <w:r>
+        <w:rPr>
+          <w:sz w:val="28"/>
+          <w:szCs w:val="28"/>
+        </w:rPr>
+        <w:t>9.1 Integrated Development Tooling Stack</w:t>
       </w:r>
     </w:p>
     <w:p>
       <w:pPr>
-        <w:pStyle w:val="ListBullet"/>
-        <w:rPr>
-          <w:rFonts w:hint="eastAsia"/>
-          <w:sz w:val="28"/>
-          <w:szCs w:val="28"/>
-        </w:rPr>
-      </w:pPr>
-      <w:r>
-        <w:rPr>
-          <w:sz w:val="28"/>
-          <w:szCs w:val="28"/>
-        </w:rPr>
-        <w:t>Real-Time Preview Servers: Developers use the VS Code Live Server utility to launch local development environments with instant browser refreshing, allowing rapid testing of layout edits and form logic.</w:t>
+        <w:rPr>
+          <w:sz w:val="28"/>
+          <w:szCs w:val="28"/>
+        </w:rPr>
+      </w:pPr>
+      <w:r>
+        <w:rPr>
+          <w:sz w:val="28"/>
+          <w:szCs w:val="28"/>
+        </w:rPr>
+        <w:t>The project workspace is organized around a streamlined toolset that ensures code consistency and fast local testing cycles:</w:t>
       </w:r>
     </w:p>
     <w:p>
       <w:pPr>
+        <w:pStyle w:val="ListBullet"/>
+        <w:rPr>
+          <w:sz w:val="28"/>
+          <w:szCs w:val="28"/>
+        </w:rPr>
+      </w:pPr>
+      <w:r>
+        <w:rPr>
+          <w:sz w:val="28"/>
+          <w:szCs w:val="28"/>
+        </w:rPr>
+        <w:t>Integrated Code Editors: Visual Studio Code serves as the primary engineering environment, utilizing standardized workspace files to align tab spacing, line formatting, and character encoding configurations across the team.</w:t>
+      </w:r>
+    </w:p>
+    <w:p>
+      <w:pPr>
+        <w:pStyle w:val="ListBullet"/>
+        <w:rPr>
+          <w:sz w:val="28"/>
+          <w:szCs w:val="28"/>
+        </w:rPr>
+      </w:pPr>
+      <w:r>
+        <w:rPr>
+          <w:sz w:val="28"/>
+          <w:szCs w:val="28"/>
+        </w:rPr>
+        <w:t>Real-Time Preview Servers: Developers use the VS Code Live Server utility to launch local development environments with instant browser refreshing, allowing rapid testing of layout edits and form logic.</w:t>
+      </w:r>
+    </w:p>
+    <w:p>
+      <w:pPr>
         <w:pStyle w:val="Heading2"/>
         <w:spacing w:before="240" w:after="120"/>
         <w:rPr>
@@ -1943,14 +2562,12 @@
           <w:sz w:val="28"/>
           <w:szCs w:val="28"/>
         </w:rPr>
-        <w:lastRenderedPageBreak/>
         <w:t>9.2 Production Web Performance Optimization Rules</w:t>
       </w:r>
     </w:p>
     <w:p>
       <w:pPr>
         <w:rPr>
-          <w:rFonts w:hint="eastAsia"/>
           <w:sz w:val="28"/>
           <w:szCs w:val="28"/>
         </w:rPr>
@@ -1967,49 +2584,32 @@
       <w:pPr>
         <w:pStyle w:val="ListBullet"/>
         <w:rPr>
-          <w:rFonts w:hint="eastAsia"/>
-          <w:sz w:val="28"/>
-          <w:szCs w:val="28"/>
-        </w:rPr>
-      </w:pPr>
-      <w:r>
-        <w:rPr>
-          <w:sz w:val="28"/>
-          <w:szCs w:val="28"/>
-        </w:rPr>
-        <w:t xml:space="preserve">Image Compression Strategies: Informational images are compressed into the </w:t>
-      </w:r>
-      <w:proofErr w:type="gramStart"/>
-      <w:r>
-        <w:rPr>
-          <w:sz w:val="28"/>
-          <w:szCs w:val="28"/>
-        </w:rPr>
-        <w:t>modern .webp</w:t>
-      </w:r>
-      <w:proofErr w:type="gramEnd"/>
-      <w:r>
-        <w:rPr>
-          <w:sz w:val="28"/>
-          <w:szCs w:val="28"/>
-        </w:rPr>
-        <w:t xml:space="preserve"> format, with explicit width and height pixel rules to avoid Content Layout Shift (CLS).</w:t>
+          <w:sz w:val="28"/>
+          <w:szCs w:val="28"/>
+        </w:rPr>
+      </w:pPr>
+      <w:r>
+        <w:rPr>
+          <w:sz w:val="28"/>
+          <w:szCs w:val="28"/>
+        </w:rPr>
+        <w:t>Image Compression Strategies: Informational images are compressed into the modern .webp format, with explicit width and height pixel rules to avoid Content Layout Shift (CLS).</w:t>
       </w:r>
     </w:p>
     <w:p>
       <w:pPr>
         <w:pStyle w:val="ListBullet"/>
         <w:rPr>
-          <w:rFonts w:hint="eastAsia"/>
-          <w:sz w:val="28"/>
-          <w:szCs w:val="28"/>
-        </w:rPr>
-      </w:pPr>
-      <w:r>
-        <w:rPr>
-          <w:sz w:val="28"/>
-          <w:szCs w:val="28"/>
-        </w:rPr>
+          <w:sz w:val="28"/>
+          <w:szCs w:val="28"/>
+        </w:rPr>
+      </w:pPr>
+      <w:r>
+        <w:rPr>
+          <w:sz w:val="28"/>
+          <w:szCs w:val="28"/>
+        </w:rPr>
+        <w:lastRenderedPageBreak/>
         <w:t>Non-Blocking Asset Scheduling: Behavior scripts use the defer configuration attribute, ensuring browser engines process structural markup fully before running internal logic.</w:t>
       </w:r>
     </w:p>
@@ -2017,7 +2617,6 @@
       <w:pPr>
         <w:pStyle w:val="ListBullet"/>
         <w:rPr>
-          <w:rFonts w:hint="eastAsia"/>
           <w:sz w:val="28"/>
           <w:szCs w:val="28"/>
         </w:rPr>
@@ -2041,7 +2640,6 @@
     <w:p>
       <w:pPr>
         <w:rPr>
-          <w:rFonts w:hint="eastAsia"/>
           <w:sz w:val="28"/>
           <w:szCs w:val="28"/>
         </w:rPr>
@@ -2074,7 +2672,6 @@
     <w:p>
       <w:pPr>
         <w:rPr>
-          <w:rFonts w:hint="eastAsia"/>
           <w:sz w:val="28"/>
           <w:szCs w:val="28"/>
         </w:rPr>
@@ -2091,7 +2688,6 @@
       <w:pPr>
         <w:pStyle w:val="ListBullet"/>
         <w:rPr>
-          <w:rFonts w:hint="eastAsia"/>
           <w:sz w:val="28"/>
           <w:szCs w:val="28"/>
         </w:rPr>
@@ -2108,17 +2704,15 @@
       <w:pPr>
         <w:pStyle w:val="ListBullet"/>
         <w:rPr>
-          <w:rFonts w:hint="eastAsia"/>
-          <w:sz w:val="28"/>
-          <w:szCs w:val="28"/>
-        </w:rPr>
-      </w:pPr>
-      <w:r>
-        <w:rPr>
-          <w:sz w:val="28"/>
-          <w:szCs w:val="28"/>
-        </w:rPr>
-        <w:lastRenderedPageBreak/>
+          <w:sz w:val="28"/>
+          <w:szCs w:val="28"/>
+        </w:rPr>
+      </w:pPr>
+      <w:r>
+        <w:rPr>
+          <w:sz w:val="28"/>
+          <w:szCs w:val="28"/>
+        </w:rPr>
         <w:t>release / staging branch — Combines candidate changes for testing, automated performance reviews, and cross-browser quality checks.</w:t>
       </w:r>
     </w:p>
@@ -2126,7 +2720,6 @@
       <w:pPr>
         <w:pStyle w:val="ListBullet"/>
         <w:rPr>
-          <w:rFonts w:hint="eastAsia"/>
           <w:sz w:val="28"/>
           <w:szCs w:val="28"/>
         </w:rPr>
@@ -2173,23 +2766,29 @@
     <w:p>
       <w:pPr>
         <w:rPr>
-          <w:rFonts w:hint="eastAsia"/>
-          <w:sz w:val="28"/>
-          <w:szCs w:val="28"/>
-        </w:rPr>
-      </w:pPr>
-      <w:r>
-        <w:rPr>
-          <w:sz w:val="28"/>
-          <w:szCs w:val="28"/>
-        </w:rPr>
-        <w:t>The architectural design of the Stackly Veterinary Clinic web platform delivers a highly secure, performant, and resilient digital workspace. By implementing a front-end decoupled architecture built on W3C-compliant semantic HTML5 markup, responsive CSS3 variables, and native vanilla JavaScript ES6+, the web framework eliminates backend server processing overhead, minimizes codebase vulnerability surfaces, and avoids complex external dependency management cycles.</w:t>
+          <w:sz w:val="28"/>
+          <w:szCs w:val="28"/>
+        </w:rPr>
+      </w:pPr>
+      <w:r>
+        <w:rPr>
+          <w:sz w:val="28"/>
+          <w:szCs w:val="28"/>
+        </w:rPr>
+        <w:t xml:space="preserve">The architectural design of the Stackly Veterinary Clinic web platform delivers a highly secure, performant, and resilient digital workspace. By </w:t>
+      </w:r>
+      <w:r>
+        <w:rPr>
+          <w:sz w:val="28"/>
+          <w:szCs w:val="28"/>
+        </w:rPr>
+        <w:lastRenderedPageBreak/>
+        <w:t>implementing a front-end decoupled architecture built on W3C-compliant semantic HTML5 markup, responsive CSS3 variables, and native vanilla JavaScript ES6+, the web framework eliminates backend server processing overhead, minimizes codebase vulnerability surfaces, and avoids complex external dependency management cycles.</w:t>
       </w:r>
     </w:p>
     <w:p>
       <w:pPr>
         <w:rPr>
-          <w:rFonts w:hint="eastAsia"/>
           <w:sz w:val="28"/>
           <w:szCs w:val="28"/>
         </w:rPr>
@@ -3020,6 +3619,7 @@
   <w:style w:type="character" w:default="1" w:styleId="DefaultParagraphFont">
     <w:name w:val="Default Paragraph Font"/>
     <w:uiPriority w:val="1"/>
+    <w:semiHidden/>
     <w:unhideWhenUsed/>
   </w:style>
   <w:style w:type="table" w:default="1" w:styleId="TableNormal">
